--- a/cv/Prama_Putra_CV_Design_Video.docx
+++ b/cv/Prama_Putra_CV_Design_Video.docx
@@ -36,7 +36,7 @@
     </w:p>
     <w:p>
       <w:pPr>
-        <w:spacing w:after="0"/>
+        <w:spacing w:after="60"/>
         <w:jc w:val="center"/>
       </w:pPr>
       <w:r>
@@ -47,7 +47,7 @@
         </w:rPr>
         <w:t xml:space="preserve">Kuala Lumpur, Malaysia (GMT+8)  |  </w:t>
       </w:r>
-      <w:hyperlink w:history="1" r:id="rIdhpxlaelm9tr4vfzvdinbt">
+      <w:hyperlink w:history="1" r:id="rIdumhkfqyapjmoukk24x8fb">
         <w:r>
           <w:rPr>
             <w:rFonts w:ascii="Calibri" w:cs="Calibri" w:eastAsia="Calibri" w:hAnsi="Calibri"/>
@@ -67,7 +67,7 @@
         </w:rPr>
         <w:t xml:space="preserve">  |  </w:t>
       </w:r>
-      <w:hyperlink w:history="1" r:id="rIdfdu7yjxjsjlyacagn3fnp">
+      <w:hyperlink w:history="1" r:id="rId6byvjptptedstld5i-nxl">
         <w:r>
           <w:rPr>
             <w:rFonts w:ascii="Calibri" w:cs="Calibri" w:eastAsia="Calibri" w:hAnsi="Calibri"/>
@@ -87,7 +87,7 @@
         </w:rPr>
         <w:t xml:space="preserve">  |  </w:t>
       </w:r>
-      <w:hyperlink w:history="1" r:id="rIduvenawtn9rrruxhwwooga">
+      <w:hyperlink w:history="1" r:id="rIdxcx4bifnzk5yspy__qx_o">
         <w:r>
           <w:rPr>
             <w:rFonts w:ascii="Calibri" w:cs="Calibri" w:eastAsia="Calibri" w:hAnsi="Calibri"/>
@@ -102,32 +102,6 @@
     </w:p>
     <w:p>
       <w:pPr>
-        <w:spacing w:after="60"/>
-        <w:jc w:val="center"/>
-      </w:pPr>
-      <w:r>
-        <w:rPr>
-          <w:rFonts w:ascii="Calibri" w:cs="Calibri" w:eastAsia="Calibri" w:hAnsi="Calibri"/>
-          <w:b/>
-          <w:bCs/>
-          <w:sz w:val="18"/>
-          <w:szCs w:val="18"/>
-        </w:rPr>
-        <w:t xml:space="preserve">Portfolio: </w:t>
-      </w:r>
-      <w:r>
-        <w:rPr>
-          <w:rFonts w:ascii="Calibri" w:cs="Calibri" w:eastAsia="Calibri" w:hAnsi="Calibri"/>
-          <w:sz w:val="18"/>
-          <w:szCs w:val="18"/>
-          <w:highlight w:val="yellow"/>
-          <w:highlightCs w:val="yellow"/>
-        </w:rPr>
-        <w:t xml:space="preserve">[paste your Behance / Google Drive portfolio link]</w:t>
-      </w:r>
-    </w:p>
-    <w:p>
-      <w:pPr>
         <w:pBdr>
           <w:bottom w:val="single" w:color="1F3A5F" w:sz="6" w:space="1"/>
         </w:pBdr>
@@ -912,7 +886,7 @@
         </w:rPr>
         <w:t xml:space="preserve">  |  Tempat Belajar, Aug 2024 – Jan 2025  </w:t>
       </w:r>
-      <w:hyperlink w:history="1" r:id="rIdva5-c_fz_yjakwjtpfurz">
+      <w:hyperlink w:history="1" r:id="rIdsxusztwglf87_zqghpwky">
         <w:r>
           <w:rPr>
             <w:rFonts w:ascii="Calibri" w:cs="Calibri" w:eastAsia="Calibri" w:hAnsi="Calibri"/>
@@ -947,7 +921,7 @@
         </w:rPr>
         <w:t xml:space="preserve">  |  Overall Band 6.5  </w:t>
       </w:r>
-      <w:hyperlink w:history="1" r:id="rIdd3rztkbbvhj8jflzw7jwk">
+      <w:hyperlink w:history="1" r:id="rIdkar1gzusjunwptuhfdx92">
         <w:r>
           <w:rPr>
             <w:rFonts w:ascii="Calibri" w:cs="Calibri" w:eastAsia="Calibri" w:hAnsi="Calibri"/>

--- a/cv/Prama_Putra_CV_Design_Video.docx
+++ b/cv/Prama_Putra_CV_Design_Video.docx
@@ -47,7 +47,7 @@
         </w:rPr>
         <w:t xml:space="preserve">Kuala Lumpur, Malaysia (GMT+8)  |  </w:t>
       </w:r>
-      <w:hyperlink w:history="1" r:id="rIdumhkfqyapjmoukk24x8fb">
+      <w:hyperlink w:history="1" r:id="rId_qs84vcmb_fgq3y_ntggf">
         <w:r>
           <w:rPr>
             <w:rFonts w:ascii="Calibri" w:cs="Calibri" w:eastAsia="Calibri" w:hAnsi="Calibri"/>
@@ -67,7 +67,7 @@
         </w:rPr>
         <w:t xml:space="preserve">  |  </w:t>
       </w:r>
-      <w:hyperlink w:history="1" r:id="rId6byvjptptedstld5i-nxl">
+      <w:hyperlink w:history="1" r:id="rIdskktr8afqyspmtyvipjua">
         <w:r>
           <w:rPr>
             <w:rFonts w:ascii="Calibri" w:cs="Calibri" w:eastAsia="Calibri" w:hAnsi="Calibri"/>
@@ -87,7 +87,7 @@
         </w:rPr>
         <w:t xml:space="preserve">  |  </w:t>
       </w:r>
-      <w:hyperlink w:history="1" r:id="rIdxcx4bifnzk5yspy__qx_o">
+      <w:hyperlink w:history="1" r:id="rIdhs7lolekrk1ww__qmkdxo">
         <w:r>
           <w:rPr>
             <w:rFonts w:ascii="Calibri" w:cs="Calibri" w:eastAsia="Calibri" w:hAnsi="Calibri"/>
@@ -129,25 +129,7 @@
           <w:sz w:val="21"/>
           <w:szCs w:val="21"/>
         </w:rPr>
-        <w:t xml:space="preserve">Data Science undergraduate and multimedia designer with hands-on experience creating social media content for a food brand. I design in Adobe Photoshop, Illustrator and Canva, edit short-form video in CapCut and DaVinci Resolve, and do photography. My analytics background helps me design content and then measure what performs. Available for remote part-time or freelance work, </w:t>
-      </w:r>
-      <w:r>
-        <w:rPr>
-          <w:rFonts w:ascii="Calibri" w:cs="Calibri" w:eastAsia="Calibri" w:hAnsi="Calibri"/>
-          <w:sz w:val="21"/>
-          <w:szCs w:val="21"/>
-          <w:highlight w:val="yellow"/>
-          <w:highlightCs w:val="yellow"/>
-        </w:rPr>
-        <w:t xml:space="preserve">[X]</w:t>
-      </w:r>
-      <w:r>
-        <w:rPr>
-          <w:rFonts w:ascii="Calibri" w:cs="Calibri" w:eastAsia="Calibri" w:hAnsi="Calibri"/>
-          <w:sz w:val="21"/>
-          <w:szCs w:val="21"/>
-        </w:rPr>
-        <w:t xml:space="preserve"> hours per week.</w:t>
+        <w:t xml:space="preserve">Data Science undergraduate and multimedia designer with hands-on experience creating social media content for a food brand. I design in Adobe Photoshop, Illustrator and Canva, edit short-form video in CapCut and DaVinci Resolve, and shoot street, graduation and event photography. My analytics background helps me design content and then measure what performs. Available for remote part-time or freelance work, 20–30 hours per week.</w:t>
       </w:r>
     </w:p>
     <w:p>
@@ -234,18 +216,8 @@
           <w:rFonts w:ascii="Calibri" w:cs="Calibri" w:eastAsia="Calibri" w:hAnsi="Calibri"/>
           <w:sz w:val="21"/>
           <w:szCs w:val="21"/>
-          <w:highlight w:val="yellow"/>
-          <w:highlightCs w:val="yellow"/>
-        </w:rPr>
-        <w:t xml:space="preserve">[Product / portrait / event]</w:t>
-      </w:r>
-      <w:r>
-        <w:rPr>
-          <w:rFonts w:ascii="Calibri" w:cs="Calibri" w:eastAsia="Calibri" w:hAnsi="Calibri"/>
-          <w:sz w:val="21"/>
-          <w:szCs w:val="21"/>
-        </w:rPr>
-        <w:t xml:space="preserve"> photography, photo retouching</w:t>
+        </w:rPr>
+        <w:t xml:space="preserve">Street, graduation and event photography, photo retouching</w:t>
       </w:r>
     </w:p>
     <w:p>
@@ -267,10 +239,8 @@
           <w:rFonts w:ascii="Calibri" w:cs="Calibri" w:eastAsia="Calibri" w:hAnsi="Calibri"/>
           <w:sz w:val="21"/>
           <w:szCs w:val="21"/>
-          <w:highlight w:val="yellow"/>
-          <w:highlightCs w:val="yellow"/>
-        </w:rPr>
-        <w:t xml:space="preserve">[Python, SQL, Excel / Google Sheets, Looker Studio – keep only what you use]</w:t>
+        </w:rPr>
+        <w:t xml:space="preserve">Python (Google Colab), Tableau, Microsoft Excel</w:t>
       </w:r>
     </w:p>
     <w:p>
@@ -293,25 +263,7 @@
           <w:sz w:val="21"/>
           <w:szCs w:val="21"/>
         </w:rPr>
-        <w:t xml:space="preserve">Indonesian (native), English (IELTS 6.5), Arabic (</w:t>
-      </w:r>
-      <w:r>
-        <w:rPr>
-          <w:rFonts w:ascii="Calibri" w:cs="Calibri" w:eastAsia="Calibri" w:hAnsi="Calibri"/>
-          <w:sz w:val="21"/>
-          <w:szCs w:val="21"/>
-          <w:highlight w:val="yellow"/>
-          <w:highlightCs w:val="yellow"/>
-        </w:rPr>
-        <w:t xml:space="preserve">[level]</w:t>
-      </w:r>
-      <w:r>
-        <w:rPr>
-          <w:rFonts w:ascii="Calibri" w:cs="Calibri" w:eastAsia="Calibri" w:hAnsi="Calibri"/>
-          <w:sz w:val="21"/>
-          <w:szCs w:val="21"/>
-        </w:rPr>
-        <w:t xml:space="preserve">)</w:t>
+        <w:t xml:space="preserve">Indonesian (native), English (IELTS 6.5), Arabic (conversational)</w:t>
       </w:r>
     </w:p>
     <w:p>
@@ -408,25 +360,7 @@
           <w:sz w:val="21"/>
           <w:szCs w:val="21"/>
         </w:rPr>
-        <w:t xml:space="preserve">Designed visual content for Instagram </w:t>
-      </w:r>
-      <w:r>
-        <w:rPr>
-          <w:rFonts w:ascii="Calibri" w:cs="Calibri" w:eastAsia="Calibri" w:hAnsi="Calibri"/>
-          <w:sz w:val="21"/>
-          <w:szCs w:val="21"/>
-          <w:highlight w:val="yellow"/>
-          <w:highlightCs w:val="yellow"/>
-        </w:rPr>
-        <w:t xml:space="preserve">[and TikTok]</w:t>
-      </w:r>
-      <w:r>
-        <w:rPr>
-          <w:rFonts w:ascii="Calibri" w:cs="Calibri" w:eastAsia="Calibri" w:hAnsi="Calibri"/>
-          <w:sz w:val="21"/>
-          <w:szCs w:val="21"/>
-        </w:rPr>
-        <w:t xml:space="preserve"> using Adobe Photoshop, Canva and CapCut.</w:t>
+        <w:t xml:space="preserve">Designed visual content for the brand’s social media platforms using Adobe Photoshop, Canva and CapCut.</w:t>
       </w:r>
     </w:p>
     <w:p>
@@ -449,6 +383,66 @@
     </w:p>
     <w:p>
       <w:pPr>
+        <w:tabs>
+          <w:tab w:val="right" w:pos="10206"/>
+        </w:tabs>
+        <w:spacing w:after="0" w:before="100"/>
+      </w:pPr>
+      <w:r>
+        <w:rPr>
+          <w:rFonts w:ascii="Calibri" w:cs="Calibri" w:eastAsia="Calibri" w:hAnsi="Calibri"/>
+          <w:b/>
+          <w:bCs/>
+          <w:sz w:val="21"/>
+          <w:szCs w:val="21"/>
+        </w:rPr>
+        <w:t xml:space="preserve">Data Analyst Associate (Virtual Internship)</w:t>
+      </w:r>
+      <w:r>
+        <w:rPr>
+          <w:rFonts w:ascii="Calibri" w:cs="Calibri" w:eastAsia="Calibri" w:hAnsi="Calibri"/>
+          <w:sz w:val="21"/>
+          <w:szCs w:val="21"/>
+        </w:rPr>
+        <w:t xml:space="preserve">  |  RevoU x Hasna Medika</w:t>
+      </w:r>
+      <w:r>
+        <w:rPr>
+          <w:rFonts w:ascii="Calibri" w:cs="Calibri" w:eastAsia="Calibri" w:hAnsi="Calibri"/>
+          <w:sz w:val="21"/>
+          <w:szCs w:val="21"/>
+        </w:rPr>
+        <w:t xml:space="preserve">	</w:t>
+      </w:r>
+      <w:r>
+        <w:rPr>
+          <w:rFonts w:ascii="Calibri" w:cs="Calibri" w:eastAsia="Calibri" w:hAnsi="Calibri"/>
+          <w:i/>
+          <w:iCs/>
+          <w:sz w:val="21"/>
+          <w:szCs w:val="21"/>
+        </w:rPr>
+        <w:t xml:space="preserve">Apr 2025 – May 2025</w:t>
+      </w:r>
+    </w:p>
+    <w:p>
+      <w:pPr>
+        <w:spacing w:after="20"/>
+      </w:pPr>
+      <w:r>
+        <w:rPr>
+          <w:rFonts w:ascii="Calibri" w:cs="Calibri" w:eastAsia="Calibri" w:hAnsi="Calibri"/>
+          <w:i/>
+          <w:iCs/>
+          <w:color w:val="555555"/>
+          <w:sz w:val="19"/>
+          <w:szCs w:val="19"/>
+        </w:rPr>
+        <w:t xml:space="preserve">4-week supervised case study analyzing a customized business dataset</w:t>
+      </w:r>
+    </w:p>
+    <w:p>
+      <w:pPr>
         <w:pStyle w:val="ListParagraph"/>
         <w:numPr>
           <w:ilvl w:val="0"/>
@@ -461,70 +455,8 @@
           <w:rFonts w:ascii="Calibri" w:cs="Calibri" w:eastAsia="Calibri" w:hAnsi="Calibri"/>
           <w:sz w:val="21"/>
           <w:szCs w:val="21"/>
-          <w:highlight w:val="yellow"/>
-          <w:highlightCs w:val="yellow"/>
-        </w:rPr>
-        <w:t xml:space="preserve">[Optional: used Instagram Insights to track post performance and plan the next week’s content.]</w:t>
-      </w:r>
-    </w:p>
-    <w:p>
-      <w:pPr>
-        <w:tabs>
-          <w:tab w:val="right" w:pos="10206"/>
-        </w:tabs>
-        <w:spacing w:after="0" w:before="100"/>
-      </w:pPr>
-      <w:r>
-        <w:rPr>
-          <w:rFonts w:ascii="Calibri" w:cs="Calibri" w:eastAsia="Calibri" w:hAnsi="Calibri"/>
-          <w:b/>
-          <w:bCs/>
-          <w:sz w:val="21"/>
-          <w:szCs w:val="21"/>
-        </w:rPr>
-        <w:t xml:space="preserve">Data Analyst Associate (Virtual Internship)</w:t>
-      </w:r>
-      <w:r>
-        <w:rPr>
-          <w:rFonts w:ascii="Calibri" w:cs="Calibri" w:eastAsia="Calibri" w:hAnsi="Calibri"/>
-          <w:sz w:val="21"/>
-          <w:szCs w:val="21"/>
-        </w:rPr>
-        <w:t xml:space="preserve">  |  RevoU x Hasna Medika</w:t>
-      </w:r>
-      <w:r>
-        <w:rPr>
-          <w:rFonts w:ascii="Calibri" w:cs="Calibri" w:eastAsia="Calibri" w:hAnsi="Calibri"/>
-          <w:sz w:val="21"/>
-          <w:szCs w:val="21"/>
-        </w:rPr>
-        <w:t xml:space="preserve">	</w:t>
-      </w:r>
-      <w:r>
-        <w:rPr>
-          <w:rFonts w:ascii="Calibri" w:cs="Calibri" w:eastAsia="Calibri" w:hAnsi="Calibri"/>
-          <w:i/>
-          <w:iCs/>
-          <w:sz w:val="21"/>
-          <w:szCs w:val="21"/>
-        </w:rPr>
-        <w:t xml:space="preserve">Apr 2025 – May 2025</w:t>
-      </w:r>
-    </w:p>
-    <w:p>
-      <w:pPr>
-        <w:spacing w:after="20"/>
-      </w:pPr>
-      <w:r>
-        <w:rPr>
-          <w:rFonts w:ascii="Calibri" w:cs="Calibri" w:eastAsia="Calibri" w:hAnsi="Calibri"/>
-          <w:i/>
-          <w:iCs/>
-          <w:color w:val="555555"/>
-          <w:sz w:val="19"/>
-          <w:szCs w:val="19"/>
-        </w:rPr>
-        <w:t xml:space="preserve">4-week supervised case study analyzing a customized business dataset</w:t>
+        </w:rPr>
+        <w:t xml:space="preserve">Analyzed a customized dataset to address the partner’s business challenge under RevoU mentor supervision.</w:t>
       </w:r>
     </w:p>
     <w:p>
@@ -542,7 +474,51 @@
           <w:sz w:val="21"/>
           <w:szCs w:val="21"/>
         </w:rPr>
-        <w:t xml:space="preserve">Analyzed a customized dataset to address the partner’s business challenge under RevoU mentor supervision.</w:t>
+        <w:t xml:space="preserve">Used Python (Google Colab) and Excel for the analysis and Tableau for visualizations, delivering actionable insights.</w:t>
+      </w:r>
+    </w:p>
+    <w:p>
+      <w:pPr>
+        <w:tabs>
+          <w:tab w:val="right" w:pos="10206"/>
+        </w:tabs>
+        <w:spacing w:after="0" w:before="100"/>
+      </w:pPr>
+      <w:r>
+        <w:rPr>
+          <w:rFonts w:ascii="Calibri" w:cs="Calibri" w:eastAsia="Calibri" w:hAnsi="Calibri"/>
+          <w:b/>
+          <w:bCs/>
+          <w:sz w:val="21"/>
+          <w:szCs w:val="21"/>
+        </w:rPr>
+        <w:t xml:space="preserve">Teacher</w:t>
+      </w:r>
+      <w:r>
+        <w:rPr>
+          <w:rFonts w:ascii="Calibri" w:cs="Calibri" w:eastAsia="Calibri" w:hAnsi="Calibri"/>
+          <w:sz w:val="21"/>
+          <w:szCs w:val="21"/>
+        </w:rPr>
+        <w:t xml:space="preserve">  |  SMPI Cahaya Ilmu, Balikpapan, Indonesia</w:t>
+      </w:r>
+      <w:r>
+        <w:rPr>
+          <w:rFonts w:ascii="Calibri" w:cs="Calibri" w:eastAsia="Calibri" w:hAnsi="Calibri"/>
+          <w:sz w:val="21"/>
+          <w:szCs w:val="21"/>
+        </w:rPr>
+        <w:t xml:space="preserve">	</w:t>
+      </w:r>
+      <w:r>
+        <w:rPr>
+          <w:rFonts w:ascii="Calibri" w:cs="Calibri" w:eastAsia="Calibri" w:hAnsi="Calibri"/>
+          <w:i/>
+          <w:iCs/>
+          <w:sz w:val="21"/>
+          <w:szCs w:val="21"/>
+        </w:rPr>
+        <w:t xml:space="preserve">Aug 2023 – Jun 2024</w:t>
       </w:r>
     </w:p>
     <w:p>
@@ -560,69 +536,7 @@
           <w:sz w:val="21"/>
           <w:szCs w:val="21"/>
         </w:rPr>
-        <w:t xml:space="preserve">Delivered actionable insights using </w:t>
-      </w:r>
-      <w:r>
-        <w:rPr>
-          <w:rFonts w:ascii="Calibri" w:cs="Calibri" w:eastAsia="Calibri" w:hAnsi="Calibri"/>
-          <w:sz w:val="21"/>
-          <w:szCs w:val="21"/>
-          <w:highlight w:val="yellow"/>
-          <w:highlightCs w:val="yellow"/>
-        </w:rPr>
-        <w:t xml:space="preserve">[Excel / Google Sheets / SQL / Looker Studio / Python – keep only what you used]</w:t>
-      </w:r>
-      <w:r>
-        <w:rPr>
-          <w:rFonts w:ascii="Calibri" w:cs="Calibri" w:eastAsia="Calibri" w:hAnsi="Calibri"/>
-          <w:sz w:val="21"/>
-          <w:szCs w:val="21"/>
-        </w:rPr>
-        <w:t xml:space="preserve">.</w:t>
-      </w:r>
-    </w:p>
-    <w:p>
-      <w:pPr>
-        <w:tabs>
-          <w:tab w:val="right" w:pos="10206"/>
-        </w:tabs>
-        <w:spacing w:after="0" w:before="100"/>
-      </w:pPr>
-      <w:r>
-        <w:rPr>
-          <w:rFonts w:ascii="Calibri" w:cs="Calibri" w:eastAsia="Calibri" w:hAnsi="Calibri"/>
-          <w:b/>
-          <w:bCs/>
-          <w:sz w:val="21"/>
-          <w:szCs w:val="21"/>
-        </w:rPr>
-        <w:t xml:space="preserve">Teacher</w:t>
-      </w:r>
-      <w:r>
-        <w:rPr>
-          <w:rFonts w:ascii="Calibri" w:cs="Calibri" w:eastAsia="Calibri" w:hAnsi="Calibri"/>
-          <w:sz w:val="21"/>
-          <w:szCs w:val="21"/>
-        </w:rPr>
-        <w:t xml:space="preserve">  |  SMPI Cahaya Ilmu, Balikpapan, Indonesia</w:t>
-      </w:r>
-      <w:r>
-        <w:rPr>
-          <w:rFonts w:ascii="Calibri" w:cs="Calibri" w:eastAsia="Calibri" w:hAnsi="Calibri"/>
-          <w:sz w:val="21"/>
-          <w:szCs w:val="21"/>
-        </w:rPr>
-        <w:t xml:space="preserve">	</w:t>
-      </w:r>
-      <w:r>
-        <w:rPr>
-          <w:rFonts w:ascii="Calibri" w:cs="Calibri" w:eastAsia="Calibri" w:hAnsi="Calibri"/>
-          <w:i/>
-          <w:iCs/>
-          <w:sz w:val="21"/>
-          <w:szCs w:val="21"/>
-        </w:rPr>
-        <w:t xml:space="preserve">Aug 2023 – Jun 2024</w:t>
+        <w:t xml:space="preserve">Designed engaging lesson plans and learning materials for diverse learning styles, improving student comprehension scores by 20%.</w:t>
       </w:r>
     </w:p>
     <w:p>
@@ -640,7 +554,62 @@
           <w:sz w:val="21"/>
           <w:szCs w:val="21"/>
         </w:rPr>
-        <w:t xml:space="preserve">Designed engaging lesson plans and learning materials for diverse learning styles, improving student comprehension scores by 20%.</w:t>
+        <w:t xml:space="preserve">Achieved an 85% pass rate on final assessments through targeted feedback, and reduced classroom disruptions by 50%.</w:t>
+      </w:r>
+    </w:p>
+    <w:p>
+      <w:pPr>
+        <w:pBdr>
+          <w:bottom w:val="single" w:color="1F3A5F" w:sz="6" w:space="1"/>
+        </w:pBdr>
+        <w:spacing w:after="80" w:before="200"/>
+      </w:pPr>
+      <w:r>
+        <w:rPr>
+          <w:rFonts w:ascii="Calibri" w:cs="Calibri" w:eastAsia="Calibri" w:hAnsi="Calibri"/>
+          <w:b/>
+          <w:bCs/>
+          <w:color w:val="1F3A5F"/>
+          <w:sz w:val="22"/>
+          <w:szCs w:val="22"/>
+        </w:rPr>
+        <w:t xml:space="preserve">PROJECTS</w:t>
+      </w:r>
+    </w:p>
+    <w:p>
+      <w:pPr>
+        <w:tabs>
+          <w:tab w:val="right" w:pos="10206"/>
+        </w:tabs>
+        <w:spacing w:after="0" w:before="100"/>
+      </w:pPr>
+      <w:r>
+        <w:rPr>
+          <w:rFonts w:ascii="Calibri" w:cs="Calibri" w:eastAsia="Calibri" w:hAnsi="Calibri"/>
+          <w:b/>
+          <w:bCs/>
+          <w:sz w:val="21"/>
+          <w:szCs w:val="21"/>
+        </w:rPr>
+        <w:t xml:space="preserve">Student Seminar – Event Organizer &amp; Designer</w:t>
+      </w:r>
+      <w:r>
+        <w:rPr>
+          <w:rFonts w:ascii="Calibri" w:cs="Calibri" w:eastAsia="Calibri" w:hAnsi="Calibri"/>
+          <w:sz w:val="21"/>
+          <w:szCs w:val="21"/>
+        </w:rPr>
+        <w:t xml:space="preserve">	</w:t>
+      </w:r>
+      <w:r>
+        <w:rPr>
+          <w:rFonts w:ascii="Calibri" w:cs="Calibri" w:eastAsia="Calibri" w:hAnsi="Calibri"/>
+          <w:i/>
+          <w:iCs/>
+          <w:sz w:val="21"/>
+          <w:szCs w:val="21"/>
+        </w:rPr>
+        <w:t xml:space="preserve">Mar 2023</w:t>
       </w:r>
     </w:p>
     <w:p>
@@ -658,62 +627,7 @@
           <w:sz w:val="21"/>
           <w:szCs w:val="21"/>
         </w:rPr>
-        <w:t xml:space="preserve">Achieved an 85% pass rate on final assessments through targeted feedback, and reduced classroom disruptions by 50%.</w:t>
-      </w:r>
-    </w:p>
-    <w:p>
-      <w:pPr>
-        <w:pBdr>
-          <w:bottom w:val="single" w:color="1F3A5F" w:sz="6" w:space="1"/>
-        </w:pBdr>
-        <w:spacing w:after="80" w:before="200"/>
-      </w:pPr>
-      <w:r>
-        <w:rPr>
-          <w:rFonts w:ascii="Calibri" w:cs="Calibri" w:eastAsia="Calibri" w:hAnsi="Calibri"/>
-          <w:b/>
-          <w:bCs/>
-          <w:color w:val="1F3A5F"/>
-          <w:sz w:val="22"/>
-          <w:szCs w:val="22"/>
-        </w:rPr>
-        <w:t xml:space="preserve">PROJECTS</w:t>
-      </w:r>
-    </w:p>
-    <w:p>
-      <w:pPr>
-        <w:tabs>
-          <w:tab w:val="right" w:pos="10206"/>
-        </w:tabs>
-        <w:spacing w:after="0" w:before="100"/>
-      </w:pPr>
-      <w:r>
-        <w:rPr>
-          <w:rFonts w:ascii="Calibri" w:cs="Calibri" w:eastAsia="Calibri" w:hAnsi="Calibri"/>
-          <w:b/>
-          <w:bCs/>
-          <w:sz w:val="21"/>
-          <w:szCs w:val="21"/>
-        </w:rPr>
-        <w:t xml:space="preserve">Student Seminar – Event Organizer</w:t>
-      </w:r>
-      <w:r>
-        <w:rPr>
-          <w:rFonts w:ascii="Calibri" w:cs="Calibri" w:eastAsia="Calibri" w:hAnsi="Calibri"/>
-          <w:sz w:val="21"/>
-          <w:szCs w:val="21"/>
-        </w:rPr>
-        <w:t xml:space="preserve">	</w:t>
-      </w:r>
-      <w:r>
-        <w:rPr>
-          <w:rFonts w:ascii="Calibri" w:cs="Calibri" w:eastAsia="Calibri" w:hAnsi="Calibri"/>
-          <w:i/>
-          <w:iCs/>
-          <w:sz w:val="21"/>
-          <w:szCs w:val="21"/>
-        </w:rPr>
-        <w:t xml:space="preserve">Mar 2023</w:t>
+        <w:t xml:space="preserve">Designed all event graphics and led the collaborative concept and theme design for the seminar.</w:t>
       </w:r>
     </w:p>
     <w:p>
@@ -731,42 +645,6 @@
           <w:sz w:val="21"/>
           <w:szCs w:val="21"/>
         </w:rPr>
-        <w:t xml:space="preserve">Led the collaborative concept and theme design for the seminar </w:t>
-      </w:r>
-      <w:r>
-        <w:rPr>
-          <w:rFonts w:ascii="Calibri" w:cs="Calibri" w:eastAsia="Calibri" w:hAnsi="Calibri"/>
-          <w:sz w:val="21"/>
-          <w:szCs w:val="21"/>
-          <w:highlight w:val="yellow"/>
-          <w:highlightCs w:val="yellow"/>
-        </w:rPr>
-        <w:t xml:space="preserve">[and designed its poster and social media visuals]</w:t>
-      </w:r>
-      <w:r>
-        <w:rPr>
-          <w:rFonts w:ascii="Calibri" w:cs="Calibri" w:eastAsia="Calibri" w:hAnsi="Calibri"/>
-          <w:sz w:val="21"/>
-          <w:szCs w:val="21"/>
-        </w:rPr>
-        <w:t xml:space="preserve">.</w:t>
-      </w:r>
-    </w:p>
-    <w:p>
-      <w:pPr>
-        <w:pStyle w:val="ListParagraph"/>
-        <w:numPr>
-          <w:ilvl w:val="0"/>
-          <w:numId w:val="2"/>
-        </w:numPr>
-        <w:spacing w:after="20"/>
-      </w:pPr>
-      <w:r>
-        <w:rPr>
-          <w:rFonts w:ascii="Calibri" w:cs="Calibri" w:eastAsia="Calibri" w:hAnsi="Calibri"/>
-          <w:sz w:val="21"/>
-          <w:szCs w:val="21"/>
-        </w:rPr>
         <w:t xml:space="preserve">Managed logistics (venue, schedule) and on-the-day operations, including registration and session management.</w:t>
       </w:r>
     </w:p>
@@ -830,19 +708,7 @@
           <w:sz w:val="21"/>
           <w:szCs w:val="21"/>
         </w:rPr>
-        <w:t xml:space="preserve">May 2025 – Expected </w:t>
-      </w:r>
-      <w:r>
-        <w:rPr>
-          <w:rFonts w:ascii="Calibri" w:cs="Calibri" w:eastAsia="Calibri" w:hAnsi="Calibri"/>
-          <w:i/>
-          <w:iCs/>
-          <w:sz w:val="21"/>
-          <w:szCs w:val="21"/>
-          <w:highlight w:val="yellow"/>
-          <w:highlightCs w:val="yellow"/>
-        </w:rPr>
-        <w:t xml:space="preserve">[2028]</w:t>
+        <w:t xml:space="preserve">May 2025 – Expected 2028</w:t>
       </w:r>
     </w:p>
     <w:p>
@@ -886,7 +752,7 @@
         </w:rPr>
         <w:t xml:space="preserve">  |  Tempat Belajar, Aug 2024 – Jan 2025  </w:t>
       </w:r>
-      <w:hyperlink w:history="1" r:id="rIdsxusztwglf87_zqghpwky">
+      <w:hyperlink w:history="1" r:id="rIdersfihh0gjdllfb03nr3g">
         <w:r>
           <w:rPr>
             <w:rFonts w:ascii="Calibri" w:cs="Calibri" w:eastAsia="Calibri" w:hAnsi="Calibri"/>
@@ -921,7 +787,7 @@
         </w:rPr>
         <w:t xml:space="preserve">  |  Overall Band 6.5  </w:t>
       </w:r>
-      <w:hyperlink w:history="1" r:id="rIdkar1gzusjunwptuhfdx92">
+      <w:hyperlink w:history="1" r:id="rIduaw9qglpqm-tgv2rdpvoe">
         <w:r>
           <w:rPr>
             <w:rFonts w:ascii="Calibri" w:cs="Calibri" w:eastAsia="Calibri" w:hAnsi="Calibri"/>
